--- a/5sem/db/lab4/lab4.docx
+++ b/5sem/db/lab4/lab4.docx
@@ -4250,8 +4250,8 @@
       <w:iCs/>
     </w:rPr>
   </w:style>
-  <w:style w:type="character" w:styleId="Bullets">
-    <w:name w:val="Bullets"/>
+  <w:style w:type="character" w:styleId="Bulletsuser">
+    <w:name w:val="Bullets (user)"/>
     <w:qFormat/>
     <w:rPr>
       <w:rFonts w:ascii="OpenSymbol" w:hAnsi="OpenSymbol" w:eastAsia="OpenSymbol" w:cs="OpenSymbol"/>
@@ -4421,8 +4421,8 @@
       <w:szCs w:val="12"/>
     </w:rPr>
   </w:style>
-  <w:style w:type="paragraph" w:styleId="BlockQuotation">
-    <w:name w:val="Block Quotation"/>
+  <w:style w:type="paragraph" w:styleId="BlockQuotationuser">
+    <w:name w:val="Block Quotation (user)"/>
     <w:basedOn w:val="Normal"/>
     <w:qFormat/>
     <w:pPr>
